--- a/de/wisdom-stories/doctors-office.docx
+++ b/de/wisdom-stories/doctors-office.docx
@@ -118,7 +118,7 @@
         <w:rPr>
           <w:lang/>
         </w:rPr>
-        <w:t>„Der Arzt hat gesagt, dass er nüchtern zur Untersuchung kommen muss … Ich habe mir von der Arbeit freigenommen, und wir haben eine lange Anfahrt hinter uns. Jetzt müssen wir die Untersuchung vielleicht verschieben.“</w:t>
+        <w:t>„Der Arzt hat gesagt, dass er nüchtern zur Untersuchung kommen muss … Ich habe mir freigenommen, und wir haben eine lange Anfahrt hinter uns. Jetzt müssen wir die Untersuchung vielleicht verschieben.“</w:t>
       </w:r>
     </w:p>
     <w:p>
